--- a/src/Layers/W1/BaseApp/Inventory/Reports/ReferenceNoLabelBody.docx
+++ b/src/Layers/W1/BaseApp/Inventory/Reports/ReferenceNoLabelBody.docx
@@ -7,17 +7,10 @@
         <w:pStyle w:val="Title"/>
         <w:ind w:left="-720" w:right="-598"/>
         <w:jc w:val="center"/>
-        <w:rPr>
-          <w:sz w:val="40"/>
-          <w:szCs w:val="40"/>
-        </w:rPr>
       </w:pPr>
       <w:sdt>
         <w:sdtPr>
-          <w:rPr>
-            <w:sz w:val="40"/>
-            <w:szCs w:val="40"/>
-          </w:rPr>
+          <w:rPr/>
           <w:alias w:val="Description"/>
           <w:tag w:val="#BC:InsertDataItem,DataItems/ItemReference/Description"/>
           <w:id w:val="840667700"/>
@@ -26,38 +19,22 @@
           </w:placeholder>
           <w15:color w:val="808080"/>
           <w:text/>
-          <w:dataBinding w:prefixMappings="xmlns:ns0='urn:microsoft-dynamics-nav/reports/Reference_No_Label/6626/'" w:xpath="/ns0:NavWordReportXmlPart[1]/ns0:ItemReference[1]/ns0:Description[1]"/>
         </w:sdtPr>
         <w:sdtContent>
           <w:r>
-            <w:rPr>
-              <w:sz w:val="40"/>
-              <w:szCs w:val="40"/>
-            </w:rPr>
             <w:t>Description</w:t>
           </w:r>
         </w:sdtContent>
       </w:sdt>
       <w:r>
-        <w:rPr>
-          <w:sz w:val="40"/>
-          <w:szCs w:val="40"/>
-        </w:rPr>
         <w:t>,</w:t>
       </w:r>
       <w:r>
-        <w:rPr>
-          <w:sz w:val="40"/>
-          <w:szCs w:val="40"/>
-        </w:rPr>
         <w:t xml:space="preserve"> </w:t>
       </w:r>
       <w:sdt>
         <w:sdtPr>
-          <w:rPr>
-            <w:sz w:val="40"/>
-            <w:szCs w:val="40"/>
-          </w:rPr>
+          <w:rPr/>
           <w:alias w:val="Item_No_"/>
           <w:tag w:val="#BC:InsertDataItem,DataItems/ItemReference/Item_No_"/>
           <w:id w:val="-454177363"/>
@@ -66,40 +43,24 @@
           </w:placeholder>
           <w15:color w:val="808080"/>
           <w:text/>
-          <w:dataBinding w:prefixMappings="xmlns:ns0='urn:microsoft-dynamics-nav/reports/Reference_No_Label/6626/'" w:xpath="/ns0:NavWordReportXmlPart[1]/ns0:ItemReference[1]/ns0:Item_No_[1]"/>
         </w:sdtPr>
         <w:sdtContent>
           <w:proofErr w:type="spellStart"/>
           <w:r>
-            <w:rPr>
-              <w:sz w:val="40"/>
-              <w:szCs w:val="40"/>
-            </w:rPr>
             <w:t>Item_No</w:t>
           </w:r>
           <w:proofErr w:type="spellEnd"/>
           <w:r>
-            <w:rPr>
-              <w:sz w:val="40"/>
-              <w:szCs w:val="40"/>
-            </w:rPr>
             <w:t>_</w:t>
           </w:r>
         </w:sdtContent>
       </w:sdt>
       <w:r>
-        <w:rPr>
-          <w:sz w:val="40"/>
-          <w:szCs w:val="40"/>
-        </w:rPr>
         <w:t xml:space="preserve">, </w:t>
       </w:r>
       <w:sdt>
         <w:sdtPr>
-          <w:rPr>
-            <w:sz w:val="40"/>
-            <w:szCs w:val="40"/>
-          </w:rPr>
+          <w:rPr/>
           <w:alias w:val="Unit_of_Measure"/>
           <w:tag w:val="#BC:InsertDataItem,DataItems/ItemReference/Unit_of_Measure"/>
           <w:id w:val="1600994683"/>
@@ -108,15 +69,10 @@
           </w:placeholder>
           <w15:color w:val="808080"/>
           <w:text/>
-          <w:dataBinding w:prefixMappings="xmlns:ns0='urn:microsoft-dynamics-nav/reports/Reference_No_Label/6626/'" w:xpath="/ns0:NavWordReportXmlPart[1]/ns0:ItemReference[1]/ns0:Unit_of_Measure[1]"/>
         </w:sdtPr>
         <w:sdtContent>
           <w:proofErr w:type="spellStart"/>
           <w:r>
-            <w:rPr>
-              <w:sz w:val="40"/>
-              <w:szCs w:val="40"/>
-            </w:rPr>
             <w:t>Unit_of_Measure</w:t>
           </w:r>
           <w:proofErr w:type="spellEnd"/>
@@ -130,9 +86,12 @@
     </w:p>
     <w:tbl>
       <w:tblPr>
-        <w:tblW w:w="7200" w:type="dxa"/>
+        <w:tblStyle w:val="BCBlockTable"/>
+        <w:tblW w:w="5000" w:type="pct"/>
         <w:jc w:val="center"/>
-        <w:tblLook w:val="0000" w:firstRow="0" w:lastRow="0" w:firstColumn="0" w:lastColumn="0" w:noHBand="0" w:noVBand="0"/>
+        <w:tblLook w:val="0620" w:firstRow="1" w:lastRow="0" w:firstColumn="0" w:lastColumn="0" w:noHBand="1" w:noVBand="1"/>
+        <w:tblCaption w:val="Table 1"/>
+        <w:tblDescription w:val="Layout table. Used for positioning, not for tabular data."/>
       </w:tblPr>
       <w:tblGrid>
         <w:gridCol w:w="3600"/>
@@ -140,16 +99,12 @@
       </w:tblGrid>
       <w:tr>
         <w:trPr>
+          <w:cantSplit/>
           <w:jc w:val="center"/>
         </w:trPr>
         <w:sdt>
           <w:sdtPr>
-            <w:rPr>
-              <w:rFonts w:ascii="IDAutomationHC39M" w:hAnsi="IDAutomationHC39M"/>
-              <w:color w:val="auto"/>
-              <w:sz w:val="44"/>
-              <w:szCs w:val="44"/>
-            </w:rPr>
+            <w:rPr/>
             <w:alias w:val="Reference_No_"/>
             <w:tag w:val="#BC:InsertDataItem,DataItems/ItemReference/Reference_No_"/>
             <w:id w:val="1304435711"/>
@@ -158,7 +113,6 @@
             </w:placeholder>
             <w15:color w:val="808080"/>
             <w:text/>
-            <w:dataBinding w:prefixMappings="xmlns:ns0='urn:microsoft-dynamics-nav/reports/Reference_No_Label/6626/'" w:xpath="/ns0:NavWordReportXmlPart[1]/ns0:ItemReference[1]/ns0:Reference_No_[1]"/>
           </w:sdtPr>
           <w:sdtContent>
             <w:tc>
@@ -167,33 +121,16 @@
               </w:tcPr>
               <w:p>
                 <w:pPr>
-                  <w:pStyle w:val="Heading2"/>
+                  <w:pStyle w:val="BCLabel"/>
                   <w:spacing w:before="0" w:line="240" w:lineRule="auto"/>
                   <w:jc w:val="center"/>
-                  <w:rPr>
-                    <w:color w:val="auto"/>
-                    <w:sz w:val="44"/>
-                    <w:szCs w:val="44"/>
-                  </w:rPr>
                 </w:pPr>
                 <w:proofErr w:type="spellStart"/>
                 <w:r>
-                  <w:rPr>
-                    <w:rFonts w:ascii="IDAutomationHC39M" w:hAnsi="IDAutomationHC39M"/>
-                    <w:color w:val="auto"/>
-                    <w:sz w:val="44"/>
-                    <w:szCs w:val="44"/>
-                  </w:rPr>
                   <w:t>Reference_No</w:t>
                 </w:r>
                 <w:proofErr w:type="spellEnd"/>
                 <w:r>
-                  <w:rPr>
-                    <w:rFonts w:ascii="IDAutomationHC39M" w:hAnsi="IDAutomationHC39M"/>
-                    <w:color w:val="auto"/>
-                    <w:sz w:val="44"/>
-                    <w:szCs w:val="44"/>
-                  </w:rPr>
                   <w:t>_</w:t>
                 </w:r>
               </w:p>
@@ -202,12 +139,7 @@
         </w:sdt>
         <w:sdt>
           <w:sdtPr>
-            <w:rPr>
-              <w:rFonts w:ascii="IDAutomation2D" w:hAnsi="IDAutomation2D"/>
-              <w:color w:val="auto"/>
-              <w:sz w:val="44"/>
-              <w:szCs w:val="44"/>
-            </w:rPr>
+            <w:rPr/>
             <w:alias w:val="Reference_No_2D"/>
             <w:tag w:val="#BC:InsertDataItem,DataItems/ItemReference/Reference_No_2D"/>
             <w:id w:val="1369022878"/>
@@ -216,7 +148,6 @@
             </w:placeholder>
             <w15:color w:val="808080"/>
             <w:text/>
-            <w:dataBinding w:prefixMappings="xmlns:ns0='urn:microsoft-dynamics-nav/reports/Reference_No_Label/6626/'" w:xpath="/ns0:NavWordReportXmlPart[1]/ns0:ItemReference[1]/ns0:Reference_No_2D[1]"/>
           </w:sdtPr>
           <w:sdtContent>
             <w:tc>
@@ -225,23 +156,11 @@
               </w:tcPr>
               <w:p>
                 <w:pPr>
-                  <w:pStyle w:val="Heading2"/>
+                  <w:pStyle w:val="BCLabel"/>
                   <w:spacing w:before="0" w:line="240" w:lineRule="auto"/>
                   <w:jc w:val="center"/>
-                  <w:rPr>
-                    <w:rFonts w:ascii="IDAutomationHC39M" w:hAnsi="IDAutomationHC39M"/>
-                    <w:color w:val="auto"/>
-                    <w:sz w:val="44"/>
-                    <w:szCs w:val="44"/>
-                  </w:rPr>
                 </w:pPr>
                 <w:r>
-                  <w:rPr>
-                    <w:rFonts w:ascii="IDAutomation2D" w:hAnsi="IDAutomation2D"/>
-                    <w:color w:val="auto"/>
-                    <w:sz w:val="44"/>
-                    <w:szCs w:val="44"/>
-                  </w:rPr>
                   <w:t>Reference_No_2D</w:t>
                 </w:r>
               </w:p>
@@ -932,6 +851,251 @@
     <w:uiPriority w:val="99"/>
     <w:rsid w:val="00995F25"/>
   </w:style>
+  <w:style w:type="paragraph" w:styleId="NoSpacing">
+    <w:name w:val="No Spacing"/>
+    <w:uiPriority w:val="1"/>
+    <w:qFormat/>
+    <w:rsid w:val="00416FC2"/>
+    <w:pPr>
+      <w:spacing w:after="0" w:line="240" w:lineRule="auto"/>
+    </w:pPr>
+    <w:rPr>
+      <w:rFonts w:asciiTheme="minorHAnsi" w:hAnsiTheme="minorHAnsi" w:eastAsiaTheme="minorHAnsi" w:cstheme="minorBidi"/>
+      <w:color w:val="242424" w:themeColor="text1"/>
+    </w:rPr>
+  </w:style>
+  <w:style w:type="paragraph" w:customStyle="1" w:styleId="BCNumber">
+    <w:name w:val="BC Number"/>
+    <w:basedOn w:val="NoSpacing"/>
+    <w:next w:val="Normal"/>
+    <w:uiPriority w:val="2"/>
+    <w:qFormat/>
+    <w:pPr>
+      <w:spacing w:before="0" w:after="0" w:line="240" w:lineRule="auto"/>
+    </w:pPr>
+    <w:rPr>
+      <w:rFonts w:asciiTheme="minorHAnsi" w:hAnsiTheme="minorHAnsi" w:eastAsiaTheme="minorHAnsi" w:cstheme="minorBidi"/>
+      <w:color w:val="242424" w:themeColor="text1"/>
+      <w14:numForm w14:val="tabular"/>
+      <w14:numSpacing w14:val="tabular"/>
+    </w:rPr>
+  </w:style>
+  <w:style w:type="paragraph" w:customStyle="1" w:styleId="BCLabel">
+    <w:name w:val="BC Label"/>
+    <w:basedOn w:val="NoSpacing"/>
+    <w:next w:val="Normal"/>
+    <w:uiPriority w:val="2"/>
+    <w:qFormat/>
+    <w:pPr>
+      <w:keepNext/>
+      <w:spacing w:before="0" w:after="0" w:line="240" w:lineRule="auto"/>
+    </w:pPr>
+    <w:rPr>
+      <w:rFonts w:asciiTheme="majorHAnsi" w:hAnsiTheme="majorHAnsi" w:eastAsiaTheme="majorEastAsia" w:cstheme="majorBidi"/>
+      <w:color w:val="242424" w:themeColor="text1"/>
+    </w:rPr>
+  </w:style>
+  <w:style w:type="paragraph" w:customStyle="1" w:styleId="BCLabelNumber">
+    <w:name w:val="BC Label Number"/>
+    <w:basedOn w:val="BCLabel"/>
+    <w:next w:val="Normal"/>
+    <w:uiPriority w:val="2"/>
+    <w:qFormat/>
+    <w:pPr>
+      <w:spacing w:before="0" w:after="0" w:line="240" w:lineRule="auto"/>
+    </w:pPr>
+    <w:rPr>
+      <w:rFonts w:asciiTheme="majorHAnsi" w:hAnsiTheme="majorHAnsi" w:eastAsiaTheme="majorEastAsia" w:cstheme="majorBidi"/>
+      <w:color w:val="242424" w:themeColor="text1"/>
+      <w14:numForm w14:val="tabular"/>
+      <w14:numSpacing w14:val="tabular"/>
+    </w:rPr>
+  </w:style>
+  <w:style w:type="table" w:customStyle="1" w:styleId="BCBlockTable">
+    <w:name w:val="BC Block Table"/>
+    <w:basedOn w:val="TableNormal"/>
+    <w:uiPriority w:val="99"/>
+    <w:qFormat/>
+    <w:pPr>
+      <w:spacing w:before="0" w:after="0" w:line="240" w:lineRule="auto"/>
+    </w:pPr>
+    <w:tblPr>
+      <w:tblStyleRowBandSize w:val="1"/>
+      <w:tblStyleColBandSize w:val="1"/>
+      <w:tblCellMar>
+        <w:top w:w="0" w:type="dxa"/>
+        <w:left w:w="0" w:type="dxa"/>
+        <w:bottom w:w="0" w:type="dxa"/>
+        <w:right w:w="0" w:type="dxa"/>
+      </w:tblCellMar>
+    </w:tblPr>
+    <w:tcPr>
+      <w:vAlign w:val="top"/>
+    </w:tcPr>
+    <w:tblStylePr w:type="firstRow">
+      <w:rPr>
+        <w:rFonts w:asciiTheme="majorHAnsi" w:hAnsiTheme="majorHAnsi" w:cstheme="majorBidi"/>
+      </w:rPr>
+      <w:tcPr>
+        <w:vAlign w:val="top"/>
+      </w:tcPr>
+    </w:tblStylePr>
+  </w:style>
+  <w:style w:type="table" w:customStyle="1" w:styleId="BCDataTable">
+    <w:name w:val="BC Data Table"/>
+    <w:basedOn w:val="TableNormal"/>
+    <w:uiPriority w:val="99"/>
+    <w:qFormat/>
+    <w:pPr>
+      <w:spacing w:before="0" w:after="0" w:line="240" w:lineRule="auto"/>
+    </w:pPr>
+    <w:tblPr>
+      <w:tblStyleRowBandSize w:val="1"/>
+      <w:tblStyleColBandSize w:val="1"/>
+      <w:tblCellMar>
+        <w:top w:w="0" w:type="dxa"/>
+        <w:left w:w="115" w:type="dxa"/>
+        <w:bottom w:w="0" w:type="dxa"/>
+        <w:right w:w="115" w:type="dxa"/>
+      </w:tblCellMar>
+    </w:tblPr>
+    <w:tcPr>
+      <w:vAlign w:val="center"/>
+    </w:tcPr>
+    <w:tblStylePr w:type="firstRow">
+      <w:pPr>
+        <w:spacing w:before="160" w:after="80"/>
+      </w:pPr>
+      <w:rPr>
+        <w:rFonts w:asciiTheme="majorHAnsi" w:hAnsiTheme="majorHAnsi" w:cstheme="majorBidi"/>
+      </w:rPr>
+      <w:tcPr>
+        <w:tcBorders>
+          <w:bottom w:val="single" w:sz="4" w:space="0" w:color="242424" w:themeColor="text1"/>
+        </w:tcBorders>
+        <w:vAlign w:val="top"/>
+      </w:tcPr>
+    </w:tblStylePr>
+    <w:tblStylePr w:type="lastRow">
+      <w:tcPr>
+        <w:tcBorders>
+          <w:bottom w:val="single" w:sz="4" w:space="0" w:color="F5F7F8" w:themeColor="background2"/>
+        </w:tcBorders>
+      </w:tcPr>
+    </w:tblStylePr>
+    <w:tblStylePr w:type="band1Horz">
+      <w:tcPr>
+        <w:shd w:val="clear" w:color="auto" w:fill="auto"/>
+      </w:tcPr>
+    </w:tblStylePr>
+    <w:tblStylePr w:type="band2Horz">
+      <w:tcPr>
+        <w:shd w:val="clear" w:color="auto" w:fill="CCE6E9" w:themeFill="accent2" w:themeFillTint="33"/>
+      </w:tcPr>
+    </w:tblStylePr>
+  </w:style>
+  <w:style w:type="table" w:customStyle="1" w:styleId="BCTotalsTable">
+    <w:name w:val="BC Totals Table"/>
+    <w:basedOn w:val="TableNormal"/>
+    <w:uiPriority w:val="99"/>
+    <w:qFormat/>
+    <w:pPr>
+      <w:spacing w:before="0" w:after="0" w:line="240" w:lineRule="auto"/>
+    </w:pPr>
+    <w:tblPr>
+      <w:tblStyleRowBandSize w:val="1"/>
+      <w:tblStyleColBandSize w:val="1"/>
+      <w:tblCellMar>
+        <w:top w:w="0" w:type="dxa"/>
+        <w:left w:w="115" w:type="dxa"/>
+        <w:bottom w:w="0" w:type="dxa"/>
+        <w:right w:w="115" w:type="dxa"/>
+      </w:tblCellMar>
+    </w:tblPr>
+    <w:tcPr>
+      <w:vAlign w:val="center"/>
+    </w:tcPr>
+    <w:tblStylePr w:type="lastRow">
+      <w:rPr>
+        <w:rFonts w:asciiTheme="majorHAnsi" w:hAnsiTheme="majorHAnsi" w:cstheme="majorBidi"/>
+      </w:rPr>
+      <w:tcPr>
+        <w:tcBorders>
+          <w:top w:val="single" w:sz="4" w:space="0" w:color="242424" w:themeColor="text1"/>
+          <w:bottom w:val="single" w:sz="8" w:space="0" w:color="242424" w:themeColor="text1"/>
+        </w:tcBorders>
+      </w:tcPr>
+    </w:tblStylePr>
+  </w:style>
+  <w:style w:type="table" w:customStyle="1" w:styleId="BCCalculationTable">
+    <w:name w:val="BC Calculation Table"/>
+    <w:basedOn w:val="TableNormal"/>
+    <w:uiPriority w:val="99"/>
+    <w:qFormat/>
+    <w:pPr>
+      <w:spacing w:before="0" w:after="0" w:line="240" w:lineRule="auto"/>
+    </w:pPr>
+    <w:tblPr>
+      <w:tblStyleRowBandSize w:val="1"/>
+      <w:tblStyleColBandSize w:val="1"/>
+      <w:tblCellMar>
+        <w:top w:w="58" w:type="dxa"/>
+        <w:left w:w="0" w:type="dxa"/>
+        <w:bottom w:w="58" w:type="dxa"/>
+        <w:right w:w="0" w:type="dxa"/>
+      </w:tblCellMar>
+    </w:tblPr>
+    <w:tcPr>
+      <w:vAlign w:val="center"/>
+    </w:tcPr>
+    <w:tblStylePr w:type="firstRow">
+      <w:rPr>
+        <w:rFonts w:asciiTheme="majorHAnsi" w:hAnsiTheme="majorHAnsi" w:cstheme="majorBidi"/>
+      </w:rPr>
+      <w:tcPr>
+        <w:vAlign w:val="bottom"/>
+      </w:tcPr>
+    </w:tblStylePr>
+    <w:tblStylePr w:type="lastRow">
+      <w:rPr>
+        <w:rFonts w:asciiTheme="majorHAnsi" w:hAnsiTheme="majorHAnsi" w:cstheme="majorBidi"/>
+      </w:rPr>
+      <w:tcPr>
+        <w:tcBorders>
+          <w:top w:val="single" w:sz="4" w:space="0" w:color="242424" w:themeColor="text1"/>
+        </w:tcBorders>
+      </w:tcPr>
+    </w:tblStylePr>
+  </w:style>
+  <w:style w:type="table" w:customStyle="1" w:styleId="BCSignatureTable">
+    <w:name w:val="BC Signature Table"/>
+    <w:basedOn w:val="TableNormal"/>
+    <w:uiPriority w:val="99"/>
+    <w:qFormat/>
+    <w:pPr>
+      <w:spacing w:before="0" w:after="0" w:line="240" w:lineRule="auto"/>
+    </w:pPr>
+    <w:tblPr>
+      <w:tblStyleRowBandSize w:val="1"/>
+      <w:tblStyleColBandSize w:val="1"/>
+      <w:tblCellMar>
+        <w:top w:w="0" w:type="dxa"/>
+        <w:left w:w="0" w:type="dxa"/>
+        <w:bottom w:w="0" w:type="dxa"/>
+        <w:right w:w="0" w:type="dxa"/>
+      </w:tblCellMar>
+    </w:tblPr>
+    <w:tcPr>
+      <w:vAlign w:val="top"/>
+    </w:tcPr>
+    <w:tblStylePr w:type="lastRow">
+      <w:tcPr>
+        <w:tcBorders>
+          <w:bottom w:val="single" w:sz="4" w:space="0" w:color="242424" w:themeColor="text1"/>
+        </w:tcBorders>
+      </w:tcPr>
+    </w:tblStylePr>
+  </w:style>
 </w:styles>
 </file>
 
@@ -1927,9 +2091,7 @@
 <b:Sources xmlns:b="http://schemas.openxmlformats.org/officeDocument/2006/bibliography" xmlns="http://schemas.openxmlformats.org/officeDocument/2006/bibliography" SelectedStyle="\APASixthEditionOfficeOnline.xsl" StyleName="APA" Version="6"/>
 </file>
 
-<file path=customXml/item2.xml>��< ? x m l   v e r s i o n = " 1 . 0 "   e n c o d i n g = " u t f - 1 6 " ? > - 
- < N a v W o r d R e p o r t X m l P a r t   x m l n s = " u r n : m i c r o s o f t - d y n a m i c s - n a v / r e p o r t s / R e f e r e n c e _ N o _ L a b e l / 6 6 2 6 / " > +<file path=customXml/item2.xml>��< ? x m l   v e r s i o n = " 1 . 0 "   e n c o d i n g = " u t f - 1 6 " ? > < N a v W o r d R e p o r t X m l P a r t   x m l n s = " u r n : m i c r o s o f t - d y n a m i c s - n a v / r e p o r t s / R e f e r e n c e _ N o _ L a b e l / 6 6 2 6 / " >   
      < B C R e p o r t I n f o r m a t i o n >   
@@ -1993,270 +2155,92 @@
  
          < / R e p o r t R e q u e s t >   
-         < C o m p a n y M e t a d a t a > +     < / B C R e p o r t I n f o r m a t i o n > + 
+     < I t e m R e f e r e n c e > + 
+         < D e s c r i p t i o n > D e s c r i p t i o n < / D e s c r i p t i o n > + 
+         < I t e m _ N o _ > I t e m _ N o _ < / I t e m _ N o _ > + 
+         < R e f e r e n c e _ N o _ > R e f e r e n c e _ N o _ < / R e f e r e n c e _ N o _ > + 
+         < R e f e r e n c e _ N o _ 2 D > R e f e r e n c e _ N o _ 2 D < / R e f e r e n c e _ N o _ 2 D > + 
+         < U n i t _ o f _ M e a s u r e > U n i t _ o f _ M e a s u r e < / U n i t _ o f _ M e a s u r e > + 
+     < / I t e m R e f e r e n c e > + 
+ < / N a v W o r d R e p o r t X m l P a r t > 
+</file>
+
+<file path=customXml/item3.xml>��< ? x m l   v e r s i o n = " 1 . 0 "   e n c o d i n g = " u t f - 1 6 " ? > < N a v W o r d R e p o r t X m l P a r t   x m l n s = " u r n : m i c r o s o f t - d y n a m i c s - b u s i n e s s c e n t r a l / i n t e r n a l / e x t e n d e d / r e p o r t s / R e f e r e n c e _ N o _ L a b e l / 6 6 2 6 / " > + 
+     < B C R e p o r t I n f o r m a t i o n > + 
+         < R e p o r t M e t a d a t a > + 
+             < E x t e n s i o n I d > E x t e n s i o n   I D < / E x t e n s i o n I d > + 
+             < E x t e n s i o n N a m e > E x t e n s i o n   N a m e < / E x t e n s i o n N a m e > + 
+             < E x t e n s i o n P u b l i s h e r > E x t e n s i o n   P u b l i s h e r < / E x t e n s i o n P u b l i s h e r > + 
+             < E x t e n s i o n V e r s i o n > E x t e n s i o n   V e r s i o n < / E x t e n s i o n V e r s i o n > + 
+             < R e p o r t I d > R e p o r t   I D < / R e p o r t I d > + 
+             < R e p o r t N a m e > R e p o r t   N a m e < / R e p o r t N a m e > + 
+             < A b o u t T h i s R e p o r t T i t l e > A b o u t   T h i s   R e p o r t   T i t l e < / A b o u t T h i s R e p o r t T i t l e > + 
+             < A b o u t T h i s R e p o r t T e x t > A b o u t   T h i s   R e p o r t   T e x t < / A b o u t T h i s R e p o r t T e x t > + 
+             < R e p o r t H e l p L i n k > R e p o r t   H e l p   L i n k < / R e p o r t H e l p L i n k > + 
+         < / R e p o r t M e t a d a t a > + 
+         < R e p o r t R e q u e s t > + 
+             < T e n a n t E n t r a I d > T e n a n t   E n t r a   I d < / T e n a n t E n t r a I d > + 
+             < E n v i r o n m e n t N a m e > E n v i r o n m e n t   N a m e < / E n v i r o n m e n t N a m e > + 
+             < E n v i r o n m e n t T y p e > E n v i r o n m e n t   T y p e < / E n v i r o n m e n t T y p e >   
              < C o m p a n y N a m e > C o m p a n y   N a m e < / C o m p a n y N a m e >   
              < C o m p a n y D i s p l a y N a m e > C o m p a n y   D i s p l a y   N a m e < / C o m p a n y D i s p l a y N a m e >   
-             < C o m p a n y A d d r e s s L i n e s > - 
-                 < C o m p a n y A d d r e s s L i n e > C o m p a n y   A d d r e s s   L i n e   1 < / C o m p a n y A d d r e s s L i n e > - 
-                 < C o m p a n y A d d r e s s L i n e > C o m p a n y   A d d r e s s   L i n e   2 < / C o m p a n y A d d r e s s L i n e > - 
-                 < C o m p a n y A d d r e s s L i n e > C o m p a n y   A d d r e s s   L i n e   3 < / C o m p a n y A d d r e s s L i n e > - 
-                 < C o m p a n y A d d r e s s L i n e > C o m p a n y   A d d r e s s   L i n e   4 < / C o m p a n y A d d r e s s L i n e > - 
-                 < C o m p a n y A d d r e s s L i n e > C o m p a n y   A d d r e s s   L i n e   5 < / C o m p a n y A d d r e s s L i n e > - 
-                 < C o m p a n y A d d r e s s L i n e > C o m p a n y   A d d r e s s   L i n e   6 < / C o m p a n y A d d r e s s L i n e > - 
-                 < C o m p a n y A d d r e s s L i n e > C o m p a n y   A d d r e s s   L i n e   7 < / C o m p a n y A d d r e s s L i n e > - 
-                 < C o m p a n y A d d r e s s L i n e > C o m p a n y   A d d r e s s   L i n e   8 < / C o m p a n y A d d r e s s L i n e > - 
-             < / C o m p a n y A d d r e s s L i n e s > - 
-             < C o m p a n y P h o n e > C o m p a n y   P h o n e < / C o m p a n y P h o n e > - 
-             < C o m p a n y P h o n e C a p t i o n > C o m p a n y   P h o n e   C a p t i o n < / C o m p a n y P h o n e C a p t i o n > - 
-             < C o m p a n y F a x N o > C o m p a n y   F a x   N o . < / C o m p a n y F a x N o > - 
-             < C o m p a n y F a x N o C a p t i o n > C o m p a n y   F a x   N o .   C a p t i o n < / C o m p a n y F a x N o C a p t i o n > - 
-             < C o m p a n y E m a i l > C o m p a n y   E m a i l < / C o m p a n y E m a i l > - 
-             < C o m p a n y E m a i l C a p t i o n > C o m p a n y   E m a i l   C a p t i o n < / C o m p a n y E m a i l C a p t i o n > - 
-             < C o m p a n y H o m e P a g e > C o m p a n y   H o m e   P a g e < / C o m p a n y H o m e P a g e > - 
-             < C o m p a n y H o m e P a g e C a p t i o n > C o m p a n y   H o m e   P a g e   C a p t i o n < / C o m p a n y H o m e P a g e C a p t i o n > - 
-             < C o m p a n y L o g o > C o m p a n y   L o g o < / C o m p a n y L o g o > - 
-             < C o m p a n y V A T R e g i s t r a t i o n N o > C o m p a n y   V A T   R e g i s t r a t i o n   N o . < / C o m p a n y V A T R e g i s t r a t i o n N o > - 
-             < C o m p a n y V A T R e g i s t r a t i o n N o C a p t i o n > C o m p a n y   V A T   R e g i s t r a t i o n   N o .   C a p t i o n < / C o m p a n y V A T R e g i s t r a t i o n N o C a p t i o n > - 
-             < C o m p a n y R e g i s t r a t i o n N o > C o m p a n y   R e g i s t r a t i o n   N o . < / C o m p a n y R e g i s t r a t i o n N o > - 
-             < C o m p a n y R e g i s t r a t i o n N o C a p t i o n > C o m p a n y   R e g i s t r a t i o n   N o .   C a p t i o n < / C o m p a n y R e g i s t r a t i o n N o C a p t i o n > - 
-             < C o m p a n y B a n k N a m e > C o m p a n y   B a n k   N a m e < / C o m p a n y B a n k N a m e > - 
-             < C o m p a n y B a n k N a m e C a p t i o n > C o m p a n y   B a n k   N a m e   C a p t i o n < / C o m p a n y B a n k N a m e C a p t i o n > - 
-             < C o m p a n y B a n k A c c o u n t N o > C o m p a n y   B a n k   A c c o u n t   N o . < / C o m p a n y B a n k A c c o u n t N o > - 
-             < C o m p a n y B a n k A c c o u n t N o C a p t i o n > C o m p a n y   B a n k   A c c o u n t   N o .   C a p t i o n < / C o m p a n y B a n k A c c o u n t N o C a p t i o n > - 
-             < C o m p a n y B a n k B r a n c h N o > C o m p a n y   B a n k   B r a n c h   N o . < / C o m p a n y B a n k B r a n c h N o > - 
-             < C o m p a n y B a n k B r a n c h N o C a p t i o n > C o m p a n y   B a n k   B r a n c h   N o .   C a p t i o n < / C o m p a n y B a n k B r a n c h N o C a p t i o n > - 
-             < C o m p a n y I B A N > C o m p a n y   I B A N < / C o m p a n y I B A N > - 
-             < C o m p a n y I B A N C a p t i o n > C o m p a n y   I B A N   C a p t i o n < / C o m p a n y I B A N C a p t i o n > - 
-             < C o m p a n y B a n k S W I F T > C o m p a n y   B a n k   S W I F T < / C o m p a n y B a n k S W I F T > - 
-             < C o m p a n y B a n k S W I F T C a p t i o n > C o m p a n y   B a n k   S W I F T   C a p t i o n < / C o m p a n y B a n k S W I F T C a p t i o n > - 
-             < C o m p a n y G i r o N o > C o m p a n y   G i r o   N o . < / C o m p a n y G i r o N o > - 
-             < C o m p a n y G i r o N o C a p t i o n > C o m p a n y   G i r o   N o .   C a p t i o n < / C o m p a n y G i r o N o C a p t i o n > - 
-         < / C o m p a n y M e t a d a t a > +             < C o m p a n y I d > C o m p a n y   I D < / C o m p a n y I d > + 
+             < U s e r N a m e > U s e r   N a m e < / U s e r N a m e > + 
+             < D a t e A n d T i m e > D a t e   a n d   T i m e < / D a t e A n d T i m e > + 
+             < L a n g u a g e > L a n g u a g e < / L a n g u a g e > + 
+             < F o r m a t R e g i o n > F o r m a t   R e g i o n < / F o r m a t R e g i o n > + 
+             < D a t e T i m e V a l u e s > + 
+                 < Y e a r > Y e a r < / Y e a r > + 
+                 < M o n t h N u m b e r > M o n t h   N u m b e r < / M o n t h N u m b e r > + 
+                 < D a y N u m b e r > D a y   N u m b e r < / D a y N u m b e r > + 
+                 < H o u r > H o u r < / H o u r > + 
+                 < M i n u t e > M i n u t e < / M i n u t e > + 
+             < / D a t e T i m e V a l u e s > + 
+         < / R e p o r t R e q u e s t >   
      < / B C R e p o r t I n f o r m a t i o n >   
-     < I t e m R e f e r e n c e > - 
-         < D e s c r i p t i o n > D e s c r i p t i o n < / D e s c r i p t i o n > - 
-         < I t e m _ N o _ > I t e m _ N o _ < / I t e m _ N o _ > - 
-         < R e f e r e n c e _ N o _ > R e f e r e n c e _ N o _ < / R e f e r e n c e _ N o _ > - 
-         < R e f e r e n c e _ N o _ 2 D > R e f e r e n c e _ N o _ 2 D < / R e f e r e n c e _ N o _ 2 D > - 
-         < U n i t _ o f _ M e a s u r e > U n i t _ o f _ M e a s u r e < / U n i t _ o f _ M e a s u r e > - 
-     < / I t e m R e f e r e n c e > - 
- < / N a v W o r d R e p o r t X m l P a r t > 
-</file>
-
-<file path=customXml/item3.xml>��< ? x m l   v e r s i o n = " 1 . 0 "   e n c o d i n g = " u t f - 1 6 " ? > - 
- < N a v W o r d R e p o r t X m l P a r t   x m l n s = " u r n : m i c r o s o f t - d y n a m i c s - b u s i n e s s c e n t r a l / i n t e r n a l / e x t e n d e d / r e p o r t s / R e f e r e n c e _ N o _ L a b e l / 6 6 2 6 / " > - 
-     < B C R e p o r t I n f o r m a t i o n > - 
-         < R e p o r t M e t a d a t a > - 
-             < E x t e n s i o n I d > E x t e n s i o n   I D < / E x t e n s i o n I d > - 
-             < E x t e n s i o n N a m e > E x t e n s i o n   N a m e < / E x t e n s i o n N a m e > - 
-             < E x t e n s i o n P u b l i s h e r > E x t e n s i o n   P u b l i s h e r < / E x t e n s i o n P u b l i s h e r > - 
-             < E x t e n s i o n V e r s i o n > E x t e n s i o n   V e r s i o n < / E x t e n s i o n V e r s i o n > - 
-             < R e p o r t I d > R e p o r t   I D < / R e p o r t I d > - 
-             < R e p o r t N a m e > R e p o r t   N a m e < / R e p o r t N a m e > - 
-             < A b o u t T h i s R e p o r t T i t l e > A b o u t   T h i s   R e p o r t   T i t l e < / A b o u t T h i s R e p o r t T i t l e > - 
-             < A b o u t T h i s R e p o r t T e x t > A b o u t   T h i s   R e p o r t   T e x t < / A b o u t T h i s R e p o r t T e x t > - 
-             < R e p o r t H e l p L i n k > R e p o r t   H e l p   L i n k < / R e p o r t H e l p L i n k > - 
-         < / R e p o r t M e t a d a t a > - 
-         < R e p o r t R e q u e s t > - 
-             < T e n a n t E n t r a I d > T e n a n t   E n t r a   I d < / T e n a n t E n t r a I d > - 
-             < E n v i r o n m e n t N a m e > E n v i r o n m e n t   N a m e < / E n v i r o n m e n t N a m e > - 
-             < E n v i r o n m e n t T y p e > E n v i r o n m e n t   T y p e < / E n v i r o n m e n t T y p e > - 
-             < C o m p a n y N a m e > C o m p a n y   N a m e < / C o m p a n y N a m e > - 
-             < C o m p a n y D i s p l a y N a m e > C o m p a n y   D i s p l a y   N a m e < / C o m p a n y D i s p l a y N a m e > - 
-             < C o m p a n y I d > C o m p a n y   I D < / C o m p a n y I d > - 
-             < U s e r N a m e > U s e r   N a m e < / U s e r N a m e > - 
-             < D a t e A n d T i m e > D a t e   a n d   T i m e < / D a t e A n d T i m e > - 
-             < L a n g u a g e > L a n g u a g e < / L a n g u a g e > - 
-             < F o r m a t R e g i o n > F o r m a t   R e g i o n < / F o r m a t R e g i o n > - 
-             < D a t e T i m e V a l u e s > - 
-                 < Y e a r > Y e a r < / Y e a r > - 
-                 < M o n t h N u m b e r > M o n t h   N u m b e r < / M o n t h N u m b e r > - 
-                 < D a y N u m b e r > D a y   N u m b e r < / D a y N u m b e r > - 
-                 < H o u r > H o u r < / H o u r > - 
-                 < M i n u t e > M i n u t e < / M i n u t e > - 
-             < / D a t e T i m e V a l u e s > - 
-         < / R e p o r t R e q u e s t > - 
-         < C o m p a n y M e t a d a t a > - 
-             < C o m p a n y N a m e > C o m p a n y   N a m e < / C o m p a n y N a m e > - 
-             < C o m p a n y D i s p l a y N a m e > C o m p a n y   D i s p l a y   N a m e < / C o m p a n y D i s p l a y N a m e > - 
-             < C o m p a n y A d d r e s s L i n e s > - 
-                 < C o m p a n y A d d r e s s L i n e > C o m p a n y   A d d r e s s   L i n e   1 < / C o m p a n y A d d r e s s L i n e > - 
-                 < C o m p a n y A d d r e s s L i n e > C o m p a n y   A d d r e s s   L i n e   2 < / C o m p a n y A d d r e s s L i n e > - 
-                 < C o m p a n y A d d r e s s L i n e > C o m p a n y   A d d r e s s   L i n e   3 < / C o m p a n y A d d r e s s L i n e > - 
-                 < C o m p a n y A d d r e s s L i n e > C o m p a n y   A d d r e s s   L i n e   4 < / C o m p a n y A d d r e s s L i n e > - 
-                 < C o m p a n y A d d r e s s L i n e > C o m p a n y   A d d r e s s   L i n e   5 < / C o m p a n y A d d r e s s L i n e > - 
-                 < C o m p a n y A d d r e s s L i n e > C o m p a n y   A d d r e s s   L i n e   6 < / C o m p a n y A d d r e s s L i n e > - 
-                 < C o m p a n y A d d r e s s L i n e > C o m p a n y   A d d r e s s   L i n e   7 < / C o m p a n y A d d r e s s L i n e > - 
-                 < C o m p a n y A d d r e s s L i n e > C o m p a n y   A d d r e s s   L i n e   8 < / C o m p a n y A d d r e s s L i n e > - 
-             < / C o m p a n y A d d r e s s L i n e s > - 
-             < C o m p a n y P h o n e > C o m p a n y   P h o n e < / C o m p a n y P h o n e > - 
-             < C o m p a n y P h o n e C a p t i o n > C o m p a n y   P h o n e   C a p t i o n < / C o m p a n y P h o n e C a p t i o n > - 
-             < C o m p a n y F a x N o > C o m p a n y   F a x   N o . < / C o m p a n y F a x N o > - 
-             < C o m p a n y F a x N o C a p t i o n > C o m p a n y   F a x   N o .   C a p t i o n < / C o m p a n y F a x N o C a p t i o n > - 
-             < C o m p a n y E m a i l > C o m p a n y   E m a i l < / C o m p a n y E m a i l > - 
-             < C o m p a n y E m a i l C a p t i o n > C o m p a n y   E m a i l   C a p t i o n < / C o m p a n y E m a i l C a p t i o n > - 
-             < C o m p a n y H o m e P a g e > C o m p a n y   H o m e   P a g e < / C o m p a n y H o m e P a g e > - 
-             < C o m p a n y H o m e P a g e C a p t i o n > C o m p a n y   H o m e   P a g e   C a p t i o n < / C o m p a n y H o m e P a g e C a p t i o n > - 
-             < C o m p a n y L o g o > C o m p a n y   L o g o < / C o m p a n y L o g o > - 
-             < C o m p a n y V A T R e g i s t r a t i o n N o > C o m p a n y   V A T   R e g i s t r a t i o n   N o . < / C o m p a n y V A T R e g i s t r a t i o n N o > - 
-             < C o m p a n y V A T R e g i s t r a t i o n N o C a p t i o n > C o m p a n y   V A T   R e g i s t r a t i o n   N o .   C a p t i o n < / C o m p a n y V A T R e g i s t r a t i o n N o C a p t i o n > - 
-             < C o m p a n y R e g i s t r a t i o n N o > C o m p a n y   R e g i s t r a t i o n   N o . < / C o m p a n y R e g i s t r a t i o n N o > - 
-             < C o m p a n y R e g i s t r a t i o n N o C a p t i o n > C o m p a n y   R e g i s t r a t i o n   N o .   C a p t i o n < / C o m p a n y R e g i s t r a t i o n N o C a p t i o n > - 
-             < C o m p a n y B a n k N a m e > C o m p a n y   B a n k   N a m e < / C o m p a n y B a n k N a m e > - 
-             < C o m p a n y B a n k N a m e C a p t i o n > C o m p a n y   B a n k   N a m e   C a p t i o n < / C o m p a n y B a n k N a m e C a p t i o n > - 
-             < C o m p a n y B a n k A c c o u n t N o > C o m p a n y   B a n k   A c c o u n t   N o . < / C o m p a n y B a n k A c c o u n t N o > - 
-             < C o m p a n y B a n k A c c o u n t N o C a p t i o n > C o m p a n y   B a n k   A c c o u n t   N o .   C a p t i o n < / C o m p a n y B a n k A c c o u n t N o C a p t i o n > - 
-             < C o m p a n y B a n k B r a n c h N o > C o m p a n y   B a n k   B r a n c h   N o . < / C o m p a n y B a n k B r a n c h N o > - 
-             < C o m p a n y B a n k B r a n c h N o C a p t i o n > C o m p a n y   B a n k   B r a n c h   N o .   C a p t i o n < / C o m p a n y B a n k B r a n c h N o C a p t i o n > - 
-             < C o m p a n y I B A N > C o m p a n y   I B A N < / C o m p a n y I B A N > - 
-             < C o m p a n y I B A N C a p t i o n > C o m p a n y   I B A N   C a p t i o n < / C o m p a n y I B A N C a p t i o n > - 
-             < C o m p a n y B a n k S W I F T > C o m p a n y   B a n k   S W I F T < / C o m p a n y B a n k S W I F T > - 
-             < C o m p a n y B a n k S W I F T C a p t i o n > C o m p a n y   B a n k   S W I F T   C a p t i o n < / C o m p a n y B a n k S W I F T C a p t i o n > - 
-             < C o m p a n y G i r o N o > C o m p a n y   G i r o   N o . < / C o m p a n y G i r o N o > - 
-             < C o m p a n y G i r o N o C a p t i o n > C o m p a n y   G i r o   N o .   C a p t i o n < / C o m p a n y G i r o N o C a p t i o n > - 
-         < / C o m p a n y M e t a d a t a > - 
-     < / B C R e p o r t I n f o r m a t i o n > - 
-     < T o o l t i p s > - 
-         < T o o l t i p   c o l u m n = " I t e m _ N o _ "   E l e m e n t I d = " 6 5 1 9 9 5 7 2 9 " > - 
-             < T o o l t i p T e x t   l a n g = " e n - U S " > S p e c i f i e s   t h e   n u m b e r   o n   t h e   i t e m   c a r d   f r o m   w h i c h   y o u   o p e n e d   t h e   I t e m   R e f e r e n c e   E n t r i e s   w i n d o w . < / T o o l t i p T e x t > - 
-         < / T o o l t i p > - 
-         < T o o l t i p   c o l u m n = " D e s c r i p t i o n "   E l e m e n t I d = " 1 3 1 4 3 5 1 3 0 7 " > - 
-             < T o o l t i p T e x t   l a n g = " e n - U S " > S p e c i f i e s   a   d e s c r i p t i o n   o f   t h e   i t e m   t h a t   i s   l i n k e d   t o   t h i s   r e f e r e n c e . < / T o o l t i p T e x t > - 
-         < / T o o l t i p > - 
-         < T o o l t i p   c o l u m n = " U n i t _ o f _ M e a s u r e "   E l e m e n t I d = " 5 7 9 3 8 1 1 0 2 " > - 
-             < T o o l t i p T e x t   l a n g = " e n - U S " > S p e c i f i e s   t h e   n a m e   o f   t h e   i t e m   o r   r e s o u r c e ' s   u n i t   o f   m e a s u r e ,   s u c h   a s   p i e c e   o r   h o u r . < / T o o l t i p T e x t > - 
-         < / T o o l t i p > - 
-     < / T o o l t i p s > +     < T o o l t i p s / >   
      < I t e m R e f e r e n c e   E l e m e n t T y p e = " D a t a I t e m "   E l e m e n t I d = " 2 9 1 6 0 7 1 4 1 " >   

--- a/src/Layers/W1/BaseApp/Inventory/Reports/ReferenceNoLabelBody.docx
+++ b/src/Layers/W1/BaseApp/Inventory/Reports/ReferenceNoLabelBody.docx
@@ -2091,7 +2091,9 @@
 <b:Sources xmlns:b="http://schemas.openxmlformats.org/officeDocument/2006/bibliography" xmlns="http://schemas.openxmlformats.org/officeDocument/2006/bibliography" SelectedStyle="\APASixthEditionOfficeOnline.xsl" StyleName="APA" Version="6"/>
 </file>
 
-<file path=customXml/item2.xml>��< ? x m l   v e r s i o n = " 1 . 0 "   e n c o d i n g = " u t f - 1 6 " ? > < N a v W o r d R e p o r t X m l P a r t   x m l n s = " u r n : m i c r o s o f t - d y n a m i c s - n a v / r e p o r t s / R e f e r e n c e _ N o _ L a b e l / 6 6 2 6 / " > +<file path=customXml/item2.xml>��< ? x m l   v e r s i o n = " 1 . 0 "   e n c o d i n g = " u t f - 1 6 " ? > + 
+ < N a v W o r d R e p o r t X m l P a r t   x m l n s = " u r n : m i c r o s o f t - d y n a m i c s - n a v / r e p o r t s / R e f e r e n c e _ N o _ L a b e l / 6 6 2 6 / " >   
      < B C R e p o r t I n f o r m a t i o n >   
@@ -2154,6 +2156,84 @@
              < / D a t e T i m e V a l u e s >   
          < / R e p o r t R e q u e s t > + 
+         < C o m p a n y M e t a d a t a > + 
+             < C o m p a n y N a m e > C o m p a n y   N a m e < / C o m p a n y N a m e > + 
+             < C o m p a n y D i s p l a y N a m e > C o m p a n y   D i s p l a y   N a m e < / C o m p a n y D i s p l a y N a m e > + 
+             < C o m p a n y A d d r e s s L i n e s > + 
+                 < C o m p a n y A d d r e s s L i n e > C o m p a n y   A d d r e s s   L i n e   1 < / C o m p a n y A d d r e s s L i n e > + 
+                 < C o m p a n y A d d r e s s L i n e > C o m p a n y   A d d r e s s   L i n e   2 < / C o m p a n y A d d r e s s L i n e > + 
+                 < C o m p a n y A d d r e s s L i n e > C o m p a n y   A d d r e s s   L i n e   3 < / C o m p a n y A d d r e s s L i n e > + 
+                 < C o m p a n y A d d r e s s L i n e > C o m p a n y   A d d r e s s   L i n e   4 < / C o m p a n y A d d r e s s L i n e > + 
+                 < C o m p a n y A d d r e s s L i n e > C o m p a n y   A d d r e s s   L i n e   5 < / C o m p a n y A d d r e s s L i n e > + 
+                 < C o m p a n y A d d r e s s L i n e > C o m p a n y   A d d r e s s   L i n e   6 < / C o m p a n y A d d r e s s L i n e > + 
+                 < C o m p a n y A d d r e s s L i n e > C o m p a n y   A d d r e s s   L i n e   7 < / C o m p a n y A d d r e s s L i n e > + 
+                 < C o m p a n y A d d r e s s L i n e > C o m p a n y   A d d r e s s   L i n e   8 < / C o m p a n y A d d r e s s L i n e > + 
+             < / C o m p a n y A d d r e s s L i n e s > + 
+             < C o m p a n y P h o n e > C o m p a n y   P h o n e < / C o m p a n y P h o n e > + 
+             < C o m p a n y P h o n e C a p t i o n > C o m p a n y   P h o n e   C a p t i o n < / C o m p a n y P h o n e C a p t i o n > + 
+             < C o m p a n y F a x N o > C o m p a n y   F a x   N o . < / C o m p a n y F a x N o > + 
+             < C o m p a n y F a x N o C a p t i o n > C o m p a n y   F a x   N o .   C a p t i o n < / C o m p a n y F a x N o C a p t i o n > + 
+             < C o m p a n y E m a i l > C o m p a n y   E m a i l < / C o m p a n y E m a i l > + 
+             < C o m p a n y E m a i l C a p t i o n > C o m p a n y   E m a i l   C a p t i o n < / C o m p a n y E m a i l C a p t i o n > + 
+             < C o m p a n y H o m e P a g e > C o m p a n y   H o m e   P a g e < / C o m p a n y H o m e P a g e > + 
+             < C o m p a n y H o m e P a g e C a p t i o n > C o m p a n y   H o m e   P a g e   C a p t i o n < / C o m p a n y H o m e P a g e C a p t i o n > + 
+             < C o m p a n y L o g o > C o m p a n y   L o g o < / C o m p a n y L o g o > + 
+             < C o m p a n y V A T R e g i s t r a t i o n N o > C o m p a n y   V A T   R e g i s t r a t i o n   N o . < / C o m p a n y V A T R e g i s t r a t i o n N o > + 
+             < C o m p a n y V A T R e g i s t r a t i o n N o C a p t i o n > C o m p a n y   V A T   R e g i s t r a t i o n   N o .   C a p t i o n < / C o m p a n y V A T R e g i s t r a t i o n N o C a p t i o n > + 
+             < C o m p a n y R e g i s t r a t i o n N o > C o m p a n y   R e g i s t r a t i o n   N o . < / C o m p a n y R e g i s t r a t i o n N o > + 
+             < C o m p a n y R e g i s t r a t i o n N o C a p t i o n > C o m p a n y   R e g i s t r a t i o n   N o .   C a p t i o n < / C o m p a n y R e g i s t r a t i o n N o C a p t i o n > + 
+             < C o m p a n y B a n k N a m e > C o m p a n y   B a n k   N a m e < / C o m p a n y B a n k N a m e > + 
+             < C o m p a n y B a n k N a m e C a p t i o n > C o m p a n y   B a n k   N a m e   C a p t i o n < / C o m p a n y B a n k N a m e C a p t i o n > + 
+             < C o m p a n y B a n k A c c o u n t N o > C o m p a n y   B a n k   A c c o u n t   N o . < / C o m p a n y B a n k A c c o u n t N o > + 
+             < C o m p a n y B a n k A c c o u n t N o C a p t i o n > C o m p a n y   B a n k   A c c o u n t   N o .   C a p t i o n < / C o m p a n y B a n k A c c o u n t N o C a p t i o n > + 
+             < C o m p a n y B a n k B r a n c h N o > C o m p a n y   B a n k   B r a n c h   N o . < / C o m p a n y B a n k B r a n c h N o > + 
+             < C o m p a n y B a n k B r a n c h N o C a p t i o n > C o m p a n y   B a n k   B r a n c h   N o .   C a p t i o n < / C o m p a n y B a n k B r a n c h N o C a p t i o n > + 
+             < C o m p a n y I B A N > C o m p a n y   I B A N < / C o m p a n y I B A N > + 
+             < C o m p a n y I B A N C a p t i o n > C o m p a n y   I B A N   C a p t i o n < / C o m p a n y I B A N C a p t i o n > + 
+             < C o m p a n y B a n k S W I F T > C o m p a n y   B a n k   S W I F T < / C o m p a n y B a n k S W I F T > + 
+             < C o m p a n y B a n k S W I F T C a p t i o n > C o m p a n y   B a n k   S W I F T   C a p t i o n < / C o m p a n y B a n k S W I F T C a p t i o n > + 
+             < C o m p a n y G i r o N o > C o m p a n y   G i r o   N o . < / C o m p a n y G i r o N o > + 
+             < C o m p a n y G i r o N o C a p t i o n > C o m p a n y   G i r o   N o .   C a p t i o n < / C o m p a n y G i r o N o C a p t i o n > + 
+         < / C o m p a n y M e t a d a t a >   
      < / B C R e p o r t I n f o r m a t i o n >   
@@ -2174,7 +2254,9 @@
  < / N a v W o r d R e p o r t X m l P a r t > 
 </file>
 
-<file path=customXml/item3.xml>��< ? x m l   v e r s i o n = " 1 . 0 "   e n c o d i n g = " u t f - 1 6 " ? > < N a v W o r d R e p o r t X m l P a r t   x m l n s = " u r n : m i c r o s o f t - d y n a m i c s - b u s i n e s s c e n t r a l / i n t e r n a l / e x t e n d e d / r e p o r t s / R e f e r e n c e _ N o _ L a b e l / 6 6 2 6 / " > +<file path=customXml/item3.xml>��< ? x m l   v e r s i o n = " 1 . 0 "   e n c o d i n g = " u t f - 1 6 " ? > + 
+ < N a v W o r d R e p o r t X m l P a r t   x m l n s = " u r n : m i c r o s o f t - d y n a m i c s - b u s i n e s s c e n t r a l / i n t e r n a l / e x t e n d e d / r e p o r t s / R e f e r e n c e _ N o _ L a b e l / 6 6 2 6 / " >   
      < B C R e p o r t I n f o r m a t i o n >   
@@ -2238,9 +2320,107 @@
  
          < / R e p o r t R e q u e s t >   
+         < C o m p a n y M e t a d a t a > + 
+             < C o m p a n y N a m e > C o m p a n y   N a m e < / C o m p a n y N a m e > + 
+             < C o m p a n y D i s p l a y N a m e > C o m p a n y   D i s p l a y   N a m e < / C o m p a n y D i s p l a y N a m e > + 
+             < C o m p a n y A d d r e s s L i n e s > + 
+                 < C o m p a n y A d d r e s s L i n e > C o m p a n y   A d d r e s s   L i n e   1 < / C o m p a n y A d d r e s s L i n e > + 
+                 < C o m p a n y A d d r e s s L i n e > C o m p a n y   A d d r e s s   L i n e   2 < / C o m p a n y A d d r e s s L i n e > + 
+                 < C o m p a n y A d d r e s s L i n e > C o m p a n y   A d d r e s s   L i n e   3 < / C o m p a n y A d d r e s s L i n e > + 
+                 < C o m p a n y A d d r e s s L i n e > C o m p a n y   A d d r e s s   L i n e   4 < / C o m p a n y A d d r e s s L i n e > + 
+                 < C o m p a n y A d d r e s s L i n e > C o m p a n y   A d d r e s s   L i n e   5 < / C o m p a n y A d d r e s s L i n e > + 
+                 < C o m p a n y A d d r e s s L i n e > C o m p a n y   A d d r e s s   L i n e   6 < / C o m p a n y A d d r e s s L i n e > + 
+                 < C o m p a n y A d d r e s s L i n e > C o m p a n y   A d d r e s s   L i n e   7 < / C o m p a n y A d d r e s s L i n e > + 
+                 < C o m p a n y A d d r e s s L i n e > C o m p a n y   A d d r e s s   L i n e   8 < / C o m p a n y A d d r e s s L i n e > + 
+             < / C o m p a n y A d d r e s s L i n e s > + 
+             < C o m p a n y P h o n e > C o m p a n y   P h o n e < / C o m p a n y P h o n e > + 
+             < C o m p a n y P h o n e C a p t i o n > C o m p a n y   P h o n e   C a p t i o n < / C o m p a n y P h o n e C a p t i o n > + 
+             < C o m p a n y F a x N o > C o m p a n y   F a x   N o . < / C o m p a n y F a x N o > + 
+             < C o m p a n y F a x N o C a p t i o n > C o m p a n y   F a x   N o .   C a p t i o n < / C o m p a n y F a x N o C a p t i o n > + 
+             < C o m p a n y E m a i l > C o m p a n y   E m a i l < / C o m p a n y E m a i l > + 
+             < C o m p a n y E m a i l C a p t i o n > C o m p a n y   E m a i l   C a p t i o n < / C o m p a n y E m a i l C a p t i o n > + 
+             < C o m p a n y H o m e P a g e > C o m p a n y   H o m e   P a g e < / C o m p a n y H o m e P a g e > + 
+             < C o m p a n y H o m e P a g e C a p t i o n > C o m p a n y   H o m e   P a g e   C a p t i o n < / C o m p a n y H o m e P a g e C a p t i o n > + 
+             < C o m p a n y L o g o > C o m p a n y   L o g o < / C o m p a n y L o g o > + 
+             < C o m p a n y V A T R e g i s t r a t i o n N o > C o m p a n y   V A T   R e g i s t r a t i o n   N o . < / C o m p a n y V A T R e g i s t r a t i o n N o > + 
+             < C o m p a n y V A T R e g i s t r a t i o n N o C a p t i o n > C o m p a n y   V A T   R e g i s t r a t i o n   N o .   C a p t i o n < / C o m p a n y V A T R e g i s t r a t i o n N o C a p t i o n > + 
+             < C o m p a n y R e g i s t r a t i o n N o > C o m p a n y   R e g i s t r a t i o n   N o . < / C o m p a n y R e g i s t r a t i o n N o > + 
+             < C o m p a n y R e g i s t r a t i o n N o C a p t i o n > C o m p a n y   R e g i s t r a t i o n   N o .   C a p t i o n < / C o m p a n y R e g i s t r a t i o n N o C a p t i o n > + 
+             < C o m p a n y B a n k N a m e > C o m p a n y   B a n k   N a m e < / C o m p a n y B a n k N a m e > + 
+             < C o m p a n y B a n k N a m e C a p t i o n > C o m p a n y   B a n k   N a m e   C a p t i o n < / C o m p a n y B a n k N a m e C a p t i o n > + 
+             < C o m p a n y B a n k A c c o u n t N o > C o m p a n y   B a n k   A c c o u n t   N o . < / C o m p a n y B a n k A c c o u n t N o > + 
+             < C o m p a n y B a n k A c c o u n t N o C a p t i o n > C o m p a n y   B a n k   A c c o u n t   N o .   C a p t i o n < / C o m p a n y B a n k A c c o u n t N o C a p t i o n > + 
+             < C o m p a n y B a n k B r a n c h N o > C o m p a n y   B a n k   B r a n c h   N o . < / C o m p a n y B a n k B r a n c h N o > + 
+             < C o m p a n y B a n k B r a n c h N o C a p t i o n > C o m p a n y   B a n k   B r a n c h   N o .   C a p t i o n < / C o m p a n y B a n k B r a n c h N o C a p t i o n > + 
+             < C o m p a n y I B A N > C o m p a n y   I B A N < / C o m p a n y I B A N > + 
+             < C o m p a n y I B A N C a p t i o n > C o m p a n y   I B A N   C a p t i o n < / C o m p a n y I B A N C a p t i o n > + 
+             < C o m p a n y B a n k S W I F T > C o m p a n y   B a n k   S W I F T < / C o m p a n y B a n k S W I F T > + 
+             < C o m p a n y B a n k S W I F T C a p t i o n > C o m p a n y   B a n k   S W I F T   C a p t i o n < / C o m p a n y B a n k S W I F T C a p t i o n > + 
+             < C o m p a n y G i r o N o > C o m p a n y   G i r o   N o . < / C o m p a n y G i r o N o > + 
+             < C o m p a n y G i r o N o C a p t i o n > C o m p a n y   G i r o   N o .   C a p t i o n < / C o m p a n y G i r o N o C a p t i o n > + 
+         < / C o m p a n y M e t a d a t a > + 
      < / B C R e p o r t I n f o r m a t i o n >   
-     < T o o l t i p s / > +     < T o o l t i p s > + 
+         < T o o l t i p   c o l u m n = " I t e m _ N o _ "   E l e m e n t I d = " 6 5 1 9 9 5 7 2 9 " > + 
+             < T o o l t i p T e x t   l a n g = " e n - U S " > S p e c i f i e s   t h e   n u m b e r   o n   t h e   i t e m   c a r d   f r o m   w h i c h   y o u   o p e n e d   t h e   I t e m   R e f e r e n c e   E n t r i e s   w i n d o w . < / T o o l t i p T e x t > + 
+         < / T o o l t i p > + 
+         < T o o l t i p   c o l u m n = " D e s c r i p t i o n "   E l e m e n t I d = " 1 3 1 4 3 5 1 3 0 7 " > + 
+             < T o o l t i p T e x t   l a n g = " e n - U S " > S p e c i f i e s   a   d e s c r i p t i o n   o f   t h e   i t e m   t h a t   i s   l i n k e d   t o   t h i s   r e f e r e n c e . < / T o o l t i p T e x t > + 
+         < / T o o l t i p > + 
+         < T o o l t i p   c o l u m n = " U n i t _ o f _ M e a s u r e "   E l e m e n t I d = " 5 7 9 3 8 1 1 0 2 " > + 
+             < T o o l t i p T e x t   l a n g = " e n - U S " > S p e c i f i e s   t h e   n a m e   o f   t h e   i t e m   o r   r e s o u r c e ' s   u n i t   o f   m e a s u r e ,   s u c h   a s   p i e c e   o r   h o u r . < / T o o l t i p T e x t > + 
+         < / T o o l t i p > + 
+     < / T o o l t i p s >   
      < I t e m R e f e r e n c e   E l e m e n t T y p e = " D a t a I t e m "   E l e m e n t I d = " 2 9 1 6 0 7 1 4 1 " >   

--- a/src/Layers/W1/BaseApp/Inventory/Reports/ReferenceNoLabelBody.docx
+++ b/src/Layers/W1/BaseApp/Inventory/Reports/ReferenceNoLabelBody.docx
@@ -2111,6 +2111,8 @@
  
              < R e p o r t N a m e > R e p o r t   N a m e < / R e p o r t N a m e >   
+             < R e p o r t C a p t i o n > R e p o r t   C a p t i o n < / R e p o r t C a p t i o n > + 
              < A b o u t T h i s R e p o r t T i t l e > A b o u t   T h i s   R e p o r t   T i t l e < / A b o u t T h i s R e p o r t T i t l e >   
              < A b o u t T h i s R e p o r t T e x t > A b o u t   T h i s   R e p o r t   T e x t < / A b o u t T h i s R e p o r t T e x t > @@ -2165,21 +2167,21 @@
  
              < C o m p a n y A d d r e s s L i n e s >   
-                 < C o m p a n y A d d r e s s L i n e > C o m p a n y   A d d r e s s   L i n e   1 < / C o m p a n y A d d r e s s L i n e > - 
-                 < C o m p a n y A d d r e s s L i n e > C o m p a n y   A d d r e s s   L i n e   2 < / C o m p a n y A d d r e s s L i n e > - 
-                 < C o m p a n y A d d r e s s L i n e > C o m p a n y   A d d r e s s   L i n e   3 < / C o m p a n y A d d r e s s L i n e > - 
-                 < C o m p a n y A d d r e s s L i n e > C o m p a n y   A d d r e s s   L i n e   4 < / C o m p a n y A d d r e s s L i n e > - 
-                 < C o m p a n y A d d r e s s L i n e > C o m p a n y   A d d r e s s   L i n e   5 < / C o m p a n y A d d r e s s L i n e > - 
-                 < C o m p a n y A d d r e s s L i n e > C o m p a n y   A d d r e s s   L i n e   6 < / C o m p a n y A d d r e s s L i n e > - 
-                 < C o m p a n y A d d r e s s L i n e > C o m p a n y   A d d r e s s   L i n e   7 < / C o m p a n y A d d r e s s L i n e > - 
-                 < C o m p a n y A d d r e s s L i n e > C o m p a n y   A d d r e s s   L i n e   8 < / C o m p a n y A d d r e s s L i n e > +                 < C o m p a n y A d d r e s s L i n e 1 > C o m p a n y   A d d r e s s   L i n e   1 < / C o m p a n y A d d r e s s L i n e 1 > + 
+                 < C o m p a n y A d d r e s s L i n e 2 > C o m p a n y   A d d r e s s   L i n e   2 < / C o m p a n y A d d r e s s L i n e 2 > + 
+                 < C o m p a n y A d d r e s s L i n e 3 > C o m p a n y   A d d r e s s   L i n e   3 < / C o m p a n y A d d r e s s L i n e 3 > + 
+                 < C o m p a n y A d d r e s s L i n e 4 > C o m p a n y   A d d r e s s   L i n e   4 < / C o m p a n y A d d r e s s L i n e 4 > + 
+                 < C o m p a n y A d d r e s s L i n e 5 > C o m p a n y   A d d r e s s   L i n e   5 < / C o m p a n y A d d r e s s L i n e 5 > + 
+                 < C o m p a n y A d d r e s s L i n e 6 > C o m p a n y   A d d r e s s   L i n e   6 < / C o m p a n y A d d r e s s L i n e 6 > + 
+                 < C o m p a n y A d d r e s s L i n e 7 > C o m p a n y   A d d r e s s   L i n e   7 < / C o m p a n y A d d r e s s L i n e 7 > + 
+                 < C o m p a n y A d d r e s s L i n e 8 > C o m p a n y   A d d r e s s   L i n e   8 < / C o m p a n y A d d r e s s L i n e 8 >   
              < / C o m p a n y A d d r e s s L i n e s >   
@@ -2274,6 +2276,8 @@
  
              < R e p o r t N a m e > R e p o r t   N a m e < / R e p o r t N a m e >   
+             < R e p o r t C a p t i o n > R e p o r t   C a p t i o n < / R e p o r t C a p t i o n > + 
              < A b o u t T h i s R e p o r t T i t l e > A b o u t   T h i s   R e p o r t   T i t l e < / A b o u t T h i s R e p o r t T i t l e >   
              < A b o u t T h i s R e p o r t T e x t > A b o u t   T h i s   R e p o r t   T e x t < / A b o u t T h i s R e p o r t T e x t > @@ -2328,21 +2332,21 @@
  
              < C o m p a n y A d d r e s s L i n e s >   
-                 < C o m p a n y A d d r e s s L i n e > C o m p a n y   A d d r e s s   L i n e   1 < / C o m p a n y A d d r e s s L i n e > - 
-                 < C o m p a n y A d d r e s s L i n e > C o m p a n y   A d d r e s s   L i n e   2 < / C o m p a n y A d d r e s s L i n e > - 
-                 < C o m p a n y A d d r e s s L i n e > C o m p a n y   A d d r e s s   L i n e   3 < / C o m p a n y A d d r e s s L i n e > - 
-                 < C o m p a n y A d d r e s s L i n e > C o m p a n y   A d d r e s s   L i n e   4 < / C o m p a n y A d d r e s s L i n e > - 
-                 < C o m p a n y A d d r e s s L i n e > C o m p a n y   A d d r e s s   L i n e   5 < / C o m p a n y A d d r e s s L i n e > - 
-                 < C o m p a n y A d d r e s s L i n e > C o m p a n y   A d d r e s s   L i n e   6 < / C o m p a n y A d d r e s s L i n e > - 
-                 < C o m p a n y A d d r e s s L i n e > C o m p a n y   A d d r e s s   L i n e   7 < / C o m p a n y A d d r e s s L i n e > - 
-                 < C o m p a n y A d d r e s s L i n e > C o m p a n y   A d d r e s s   L i n e   8 < / C o m p a n y A d d r e s s L i n e > +                 < C o m p a n y A d d r e s s L i n e 1 > C o m p a n y   A d d r e s s   L i n e   1 < / C o m p a n y A d d r e s s L i n e 1 > + 
+                 < C o m p a n y A d d r e s s L i n e 2 > C o m p a n y   A d d r e s s   L i n e   2 < / C o m p a n y A d d r e s s L i n e 2 > + 
+                 < C o m p a n y A d d r e s s L i n e 3 > C o m p a n y   A d d r e s s   L i n e   3 < / C o m p a n y A d d r e s s L i n e 3 > + 
+                 < C o m p a n y A d d r e s s L i n e 4 > C o m p a n y   A d d r e s s   L i n e   4 < / C o m p a n y A d d r e s s L i n e 4 > + 
+                 < C o m p a n y A d d r e s s L i n e 5 > C o m p a n y   A d d r e s s   L i n e   5 < / C o m p a n y A d d r e s s L i n e 5 > + 
+                 < C o m p a n y A d d r e s s L i n e 6 > C o m p a n y   A d d r e s s   L i n e   6 < / C o m p a n y A d d r e s s L i n e 6 > + 
+                 < C o m p a n y A d d r e s s L i n e 7 > C o m p a n y   A d d r e s s   L i n e   7 < / C o m p a n y A d d r e s s L i n e 7 > + 
+                 < C o m p a n y A d d r e s s L i n e 8 > C o m p a n y   A d d r e s s   L i n e   8 < / C o m p a n y A d d r e s s L i n e 8 >   
              < / C o m p a n y A d d r e s s L i n e s >   
